--- a/BLOCO4__ENSAIO.docx
+++ b/BLOCO4__ENSAIO.docx
@@ -5,7 +5,7 @@
     <w:p>
       <w:pPr>
         <w:keepNext/>
-        <w:spacing w:after="360"/>
+        <w:spacing w:after="340"/>
       </w:pPr>
       <w:r>
         <w:rPr>
@@ -22,7 +22,7 @@
       <w:pPr>
         <w:keepNext/>
         <w:keepLines/>
-        <w:spacing w:after="100" w:before="80"/>
+        <w:spacing w:after="80" w:before="60"/>
       </w:pPr>
       <w:r>
         <w:rPr>
@@ -40,11 +40,12 @@
       <w:pPr>
         <w:keepNext w:val="false"/>
         <w:keepLines/>
-        <w:spacing w:after="160"/>
-      </w:pPr>
-      <w:r>
-        <w:rPr>
-          <w:rFonts w:ascii="Calibri" w:cs="Calibri" w:eastAsia="Calibri" w:hAnsi="Calibri"/>
+        <w:spacing w:after="140"/>
+      </w:pPr>
+      <w:r>
+        <w:rPr>
+          <w:rFonts w:ascii="Calibri" w:cs="Calibri" w:eastAsia="Calibri" w:hAnsi="Calibri"/>
+          <w:color w:val="000000"/>
           <w:sz w:val="24"/>
           <w:szCs w:val="24"/>
         </w:rPr>
@@ -55,11 +56,12 @@
       <w:pPr>
         <w:keepNext w:val="false"/>
         <w:keepLines/>
-        <w:spacing w:after="160"/>
-      </w:pPr>
-      <w:r>
-        <w:rPr>
-          <w:rFonts w:ascii="Calibri" w:cs="Calibri" w:eastAsia="Calibri" w:hAnsi="Calibri"/>
+        <w:spacing w:after="140"/>
+      </w:pPr>
+      <w:r>
+        <w:rPr>
+          <w:rFonts w:ascii="Calibri" w:cs="Calibri" w:eastAsia="Calibri" w:hAnsi="Calibri"/>
+          <w:color w:val="000000"/>
           <w:sz w:val="24"/>
           <w:szCs w:val="24"/>
         </w:rPr>
@@ -70,7 +72,7 @@
       <w:pPr>
         <w:keepNext/>
         <w:keepLines/>
-        <w:spacing w:after="100" w:before="80"/>
+        <w:spacing w:after="80" w:before="60"/>
       </w:pPr>
       <w:r>
         <w:rPr>
@@ -88,11 +90,12 @@
       <w:pPr>
         <w:keepNext/>
         <w:keepLines/>
-        <w:spacing w:after="160"/>
-      </w:pPr>
-      <w:r>
-        <w:rPr>
-          <w:rFonts w:ascii="Calibri" w:cs="Calibri" w:eastAsia="Calibri" w:hAnsi="Calibri"/>
+        <w:spacing w:after="140"/>
+      </w:pPr>
+      <w:r>
+        <w:rPr>
+          <w:rFonts w:ascii="Calibri" w:cs="Calibri" w:eastAsia="Calibri" w:hAnsi="Calibri"/>
+          <w:color w:val="000000"/>
           <w:sz w:val="24"/>
           <w:szCs w:val="24"/>
         </w:rPr>
@@ -101,9 +104,10 @@
     </w:p>
     <w:p>
       <w:pPr>
-        <w:keepLines/>
-        <w:spacing w:after="160" w:before="80"/>
-        <w:ind w:left="480"/>
+        <w:keepNext w:val="false"/>
+        <w:keepLines/>
+        <w:spacing w:after="140"/>
+        <w:ind w:left="400"/>
       </w:pPr>
       <w:r>
         <w:rPr>
@@ -121,7 +125,7 @@
       <w:pPr>
         <w:keepNext/>
         <w:keepLines/>
-        <w:spacing w:after="100" w:before="80"/>
+        <w:spacing w:after="80" w:before="60"/>
       </w:pPr>
       <w:r>
         <w:rPr>
@@ -139,11 +143,12 @@
       <w:pPr>
         <w:keepNext w:val="false"/>
         <w:keepLines/>
-        <w:spacing w:after="160"/>
-      </w:pPr>
-      <w:r>
-        <w:rPr>
-          <w:rFonts w:ascii="Calibri" w:cs="Calibri" w:eastAsia="Calibri" w:hAnsi="Calibri"/>
+        <w:spacing w:after="140"/>
+      </w:pPr>
+      <w:r>
+        <w:rPr>
+          <w:rFonts w:ascii="Calibri" w:cs="Calibri" w:eastAsia="Calibri" w:hAnsi="Calibri"/>
+          <w:color w:val="000000"/>
           <w:sz w:val="24"/>
           <w:szCs w:val="24"/>
         </w:rPr>
@@ -154,7 +159,7 @@
       <w:pPr>
         <w:keepNext/>
         <w:keepLines/>
-        <w:spacing w:after="100" w:before="80"/>
+        <w:spacing w:after="80" w:before="60"/>
       </w:pPr>
       <w:r>
         <w:rPr>
@@ -172,11 +177,12 @@
       <w:pPr>
         <w:keepNext w:val="false"/>
         <w:keepLines/>
-        <w:spacing w:after="160"/>
-      </w:pPr>
-      <w:r>
-        <w:rPr>
-          <w:rFonts w:ascii="Calibri" w:cs="Calibri" w:eastAsia="Calibri" w:hAnsi="Calibri"/>
+        <w:spacing w:after="140"/>
+      </w:pPr>
+      <w:r>
+        <w:rPr>
+          <w:rFonts w:ascii="Calibri" w:cs="Calibri" w:eastAsia="Calibri" w:hAnsi="Calibri"/>
+          <w:color w:val="000000"/>
           <w:sz w:val="24"/>
           <w:szCs w:val="24"/>
         </w:rPr>
@@ -187,6 +193,7 @@
           <w:rFonts w:ascii="Calibri" w:cs="Calibri" w:eastAsia="Calibri" w:hAnsi="Calibri"/>
           <w:b/>
           <w:bCs/>
+          <w:color w:val="000000"/>
           <w:sz w:val="24"/>
           <w:szCs w:val="24"/>
         </w:rPr>
@@ -195,6 +202,7 @@
       <w:r>
         <w:rPr>
           <w:rFonts w:ascii="Calibri" w:cs="Calibri" w:eastAsia="Calibri" w:hAnsi="Calibri"/>
+          <w:color w:val="000000"/>
           <w:sz w:val="24"/>
           <w:szCs w:val="24"/>
         </w:rPr>
@@ -214,6 +222,7 @@
       <w:r>
         <w:rPr>
           <w:rFonts w:ascii="Calibri" w:cs="Calibri" w:eastAsia="Calibri" w:hAnsi="Calibri"/>
+          <w:color w:val="000000"/>
           <w:sz w:val="24"/>
           <w:szCs w:val="24"/>
         </w:rPr>
@@ -224,7 +233,7 @@
       <w:pPr>
         <w:keepNext/>
         <w:keepLines/>
-        <w:spacing w:after="100" w:before="80"/>
+        <w:spacing w:after="80" w:before="60"/>
       </w:pPr>
       <w:r>
         <w:rPr>
@@ -242,7 +251,7 @@
       <w:pPr>
         <w:keepNext/>
         <w:keepLines/>
-        <w:spacing w:after="100" w:before="80"/>
+        <w:spacing w:after="80" w:before="60"/>
       </w:pPr>
       <w:r>
         <w:rPr>
@@ -260,11 +269,12 @@
       <w:pPr>
         <w:keepNext w:val="false"/>
         <w:keepLines/>
-        <w:spacing w:after="160"/>
-      </w:pPr>
-      <w:r>
-        <w:rPr>
-          <w:rFonts w:ascii="Calibri" w:cs="Calibri" w:eastAsia="Calibri" w:hAnsi="Calibri"/>
+        <w:spacing w:after="140"/>
+      </w:pPr>
+      <w:r>
+        <w:rPr>
+          <w:rFonts w:ascii="Calibri" w:cs="Calibri" w:eastAsia="Calibri" w:hAnsi="Calibri"/>
+          <w:color w:val="000000"/>
           <w:sz w:val="24"/>
           <w:szCs w:val="24"/>
         </w:rPr>
@@ -275,11 +285,12 @@
       <w:pPr>
         <w:keepNext/>
         <w:keepLines/>
-        <w:spacing w:after="160"/>
-      </w:pPr>
-      <w:r>
-        <w:rPr>
-          <w:rFonts w:ascii="Calibri" w:cs="Calibri" w:eastAsia="Calibri" w:hAnsi="Calibri"/>
+        <w:spacing w:after="140"/>
+      </w:pPr>
+      <w:r>
+        <w:rPr>
+          <w:rFonts w:ascii="Calibri" w:cs="Calibri" w:eastAsia="Calibri" w:hAnsi="Calibri"/>
+          <w:color w:val="000000"/>
           <w:sz w:val="24"/>
           <w:szCs w:val="24"/>
         </w:rPr>
@@ -290,7 +301,7 @@
       <w:pPr>
         <w:keepNext/>
         <w:keepLines/>
-        <w:spacing w:after="100" w:before="80"/>
+        <w:spacing w:after="80" w:before="60"/>
       </w:pPr>
       <w:r>
         <w:rPr>
@@ -308,11 +319,12 @@
       <w:pPr>
         <w:keepNext w:val="false"/>
         <w:keepLines/>
-        <w:spacing w:after="160"/>
-      </w:pPr>
-      <w:r>
-        <w:rPr>
-          <w:rFonts w:ascii="Calibri" w:cs="Calibri" w:eastAsia="Calibri" w:hAnsi="Calibri"/>
+        <w:spacing w:after="140"/>
+      </w:pPr>
+      <w:r>
+        <w:rPr>
+          <w:rFonts w:ascii="Calibri" w:cs="Calibri" w:eastAsia="Calibri" w:hAnsi="Calibri"/>
+          <w:color w:val="000000"/>
           <w:sz w:val="24"/>
           <w:szCs w:val="24"/>
         </w:rPr>
@@ -323,7 +335,7 @@
       <w:pPr>
         <w:keepNext/>
         <w:keepLines/>
-        <w:spacing w:after="100" w:before="80"/>
+        <w:spacing w:after="80" w:before="60"/>
       </w:pPr>
       <w:r>
         <w:rPr>
@@ -341,11 +353,12 @@
       <w:pPr>
         <w:keepNext w:val="false"/>
         <w:keepLines/>
-        <w:spacing w:after="160"/>
-      </w:pPr>
-      <w:r>
-        <w:rPr>
-          <w:rFonts w:ascii="Calibri" w:cs="Calibri" w:eastAsia="Calibri" w:hAnsi="Calibri"/>
+        <w:spacing w:after="140"/>
+      </w:pPr>
+      <w:r>
+        <w:rPr>
+          <w:rFonts w:ascii="Calibri" w:cs="Calibri" w:eastAsia="Calibri" w:hAnsi="Calibri"/>
+          <w:color w:val="000000"/>
           <w:sz w:val="24"/>
           <w:szCs w:val="24"/>
         </w:rPr>
@@ -356,7 +369,7 @@
       <w:pPr>
         <w:keepNext/>
         <w:keepLines/>
-        <w:spacing w:after="100" w:before="80"/>
+        <w:spacing w:after="80" w:before="60"/>
       </w:pPr>
       <w:r>
         <w:rPr>
@@ -374,7 +387,7 @@
       <w:pPr>
         <w:keepNext/>
         <w:keepLines/>
-        <w:spacing w:after="100" w:before="80"/>
+        <w:spacing w:after="80" w:before="60"/>
       </w:pPr>
       <w:r>
         <w:rPr>
@@ -392,11 +405,12 @@
       <w:pPr>
         <w:keepNext w:val="false"/>
         <w:keepLines/>
-        <w:spacing w:after="160"/>
-      </w:pPr>
-      <w:r>
-        <w:rPr>
-          <w:rFonts w:ascii="Calibri" w:cs="Calibri" w:eastAsia="Calibri" w:hAnsi="Calibri"/>
+        <w:spacing w:after="140"/>
+      </w:pPr>
+      <w:r>
+        <w:rPr>
+          <w:rFonts w:ascii="Calibri" w:cs="Calibri" w:eastAsia="Calibri" w:hAnsi="Calibri"/>
+          <w:color w:val="000000"/>
           <w:sz w:val="24"/>
           <w:szCs w:val="24"/>
         </w:rPr>
@@ -407,11 +421,12 @@
       <w:pPr>
         <w:keepNext/>
         <w:keepLines/>
-        <w:spacing w:after="160"/>
-      </w:pPr>
-      <w:r>
-        <w:rPr>
-          <w:rFonts w:ascii="Calibri" w:cs="Calibri" w:eastAsia="Calibri" w:hAnsi="Calibri"/>
+        <w:spacing w:after="140"/>
+      </w:pPr>
+      <w:r>
+        <w:rPr>
+          <w:rFonts w:ascii="Calibri" w:cs="Calibri" w:eastAsia="Calibri" w:hAnsi="Calibri"/>
+          <w:color w:val="000000"/>
           <w:sz w:val="24"/>
           <w:szCs w:val="24"/>
         </w:rPr>
@@ -422,7 +437,7 @@
       <w:pPr>
         <w:keepNext/>
         <w:keepLines/>
-        <w:spacing w:after="100" w:before="80"/>
+        <w:spacing w:after="80" w:before="60"/>
       </w:pPr>
       <w:r>
         <w:rPr>
@@ -440,13 +455,14 @@
       <w:pPr>
         <w:keepNext w:val="false"/>
         <w:keepLines/>
-        <w:spacing w:after="160"/>
-      </w:pPr>
-      <w:r>
-        <w:rPr>
-          <w:rFonts w:ascii="Calibri" w:cs="Calibri" w:eastAsia="Calibri" w:hAnsi="Calibri"/>
-          <w:b/>
-          <w:bCs/>
+        <w:spacing w:after="140"/>
+      </w:pPr>
+      <w:r>
+        <w:rPr>
+          <w:rFonts w:ascii="Calibri" w:cs="Calibri" w:eastAsia="Calibri" w:hAnsi="Calibri"/>
+          <w:b/>
+          <w:bCs/>
+          <w:color w:val="000000"/>
           <w:sz w:val="24"/>
           <w:szCs w:val="24"/>
         </w:rPr>
@@ -457,11 +473,12 @@
       <w:pPr>
         <w:keepNext w:val="false"/>
         <w:keepLines/>
-        <w:spacing w:after="160"/>
-      </w:pPr>
-      <w:r>
-        <w:rPr>
-          <w:rFonts w:ascii="Calibri" w:cs="Calibri" w:eastAsia="Calibri" w:hAnsi="Calibri"/>
+        <w:spacing w:after="140"/>
+      </w:pPr>
+      <w:r>
+        <w:rPr>
+          <w:rFonts w:ascii="Calibri" w:cs="Calibri" w:eastAsia="Calibri" w:hAnsi="Calibri"/>
+          <w:color w:val="000000"/>
           <w:sz w:val="24"/>
           <w:szCs w:val="24"/>
         </w:rPr>
@@ -472,11 +489,12 @@
       <w:pPr>
         <w:keepNext/>
         <w:keepLines/>
-        <w:spacing w:after="160"/>
-      </w:pPr>
-      <w:r>
-        <w:rPr>
-          <w:rFonts w:ascii="Calibri" w:cs="Calibri" w:eastAsia="Calibri" w:hAnsi="Calibri"/>
+        <w:spacing w:after="140"/>
+      </w:pPr>
+      <w:r>
+        <w:rPr>
+          <w:rFonts w:ascii="Calibri" w:cs="Calibri" w:eastAsia="Calibri" w:hAnsi="Calibri"/>
+          <w:color w:val="000000"/>
           <w:sz w:val="24"/>
           <w:szCs w:val="24"/>
         </w:rPr>
@@ -487,7 +505,7 @@
       <w:pPr>
         <w:keepNext/>
         <w:keepLines/>
-        <w:spacing w:after="100" w:before="80"/>
+        <w:spacing w:after="80" w:before="60"/>
       </w:pPr>
       <w:r>
         <w:rPr>
@@ -505,13 +523,14 @@
       <w:pPr>
         <w:keepNext w:val="false"/>
         <w:keepLines/>
-        <w:spacing w:after="160"/>
-      </w:pPr>
-      <w:r>
-        <w:rPr>
-          <w:rFonts w:ascii="Calibri" w:cs="Calibri" w:eastAsia="Calibri" w:hAnsi="Calibri"/>
-          <w:b/>
-          <w:bCs/>
+        <w:spacing w:after="140"/>
+      </w:pPr>
+      <w:r>
+        <w:rPr>
+          <w:rFonts w:ascii="Calibri" w:cs="Calibri" w:eastAsia="Calibri" w:hAnsi="Calibri"/>
+          <w:b/>
+          <w:bCs/>
+          <w:color w:val="000000"/>
           <w:sz w:val="24"/>
           <w:szCs w:val="24"/>
         </w:rPr>
@@ -522,11 +541,12 @@
       <w:pPr>
         <w:keepNext w:val="false"/>
         <w:keepLines/>
-        <w:spacing w:after="160"/>
-      </w:pPr>
-      <w:r>
-        <w:rPr>
-          <w:rFonts w:ascii="Calibri" w:cs="Calibri" w:eastAsia="Calibri" w:hAnsi="Calibri"/>
+        <w:spacing w:after="140"/>
+      </w:pPr>
+      <w:r>
+        <w:rPr>
+          <w:rFonts w:ascii="Calibri" w:cs="Calibri" w:eastAsia="Calibri" w:hAnsi="Calibri"/>
+          <w:color w:val="000000"/>
           <w:sz w:val="24"/>
           <w:szCs w:val="24"/>
         </w:rPr>
@@ -537,11 +557,12 @@
       <w:pPr>
         <w:keepNext w:val="false"/>
         <w:keepLines/>
-        <w:spacing w:after="160"/>
-      </w:pPr>
-      <w:r>
-        <w:rPr>
-          <w:rFonts w:ascii="Calibri" w:cs="Calibri" w:eastAsia="Calibri" w:hAnsi="Calibri"/>
+        <w:spacing w:after="140"/>
+      </w:pPr>
+      <w:r>
+        <w:rPr>
+          <w:rFonts w:ascii="Calibri" w:cs="Calibri" w:eastAsia="Calibri" w:hAnsi="Calibri"/>
+          <w:color w:val="000000"/>
           <w:sz w:val="24"/>
           <w:szCs w:val="24"/>
         </w:rPr>
@@ -549,15 +570,10 @@
       </w:r>
     </w:p>
     <w:p>
-      <w:r>
-        <w:br w:type="page"/>
-      </w:r>
-    </w:p>
-    <w:p>
-      <w:pPr>
-        <w:keepNext/>
-        <w:keepLines/>
-        <w:spacing w:after="100" w:before="80"/>
+      <w:pPr>
+        <w:keepNext/>
+        <w:keepLines/>
+        <w:spacing w:after="80" w:before="60"/>
       </w:pPr>
       <w:r>
         <w:rPr>
@@ -575,11 +591,12 @@
       <w:pPr>
         <w:keepNext w:val="false"/>
         <w:keepLines/>
-        <w:spacing w:after="160"/>
-      </w:pPr>
-      <w:r>
-        <w:rPr>
-          <w:rFonts w:ascii="Calibri" w:cs="Calibri" w:eastAsia="Calibri" w:hAnsi="Calibri"/>
+        <w:spacing w:after="140"/>
+      </w:pPr>
+      <w:r>
+        <w:rPr>
+          <w:rFonts w:ascii="Calibri" w:cs="Calibri" w:eastAsia="Calibri" w:hAnsi="Calibri"/>
+          <w:color w:val="000000"/>
           <w:sz w:val="24"/>
           <w:szCs w:val="24"/>
         </w:rPr>
@@ -590,11 +607,12 @@
       <w:pPr>
         <w:keepNext w:val="false"/>
         <w:keepLines/>
-        <w:spacing w:after="160"/>
-      </w:pPr>
-      <w:r>
-        <w:rPr>
-          <w:rFonts w:ascii="Calibri" w:cs="Calibri" w:eastAsia="Calibri" w:hAnsi="Calibri"/>
+        <w:spacing w:after="140"/>
+      </w:pPr>
+      <w:r>
+        <w:rPr>
+          <w:rFonts w:ascii="Calibri" w:cs="Calibri" w:eastAsia="Calibri" w:hAnsi="Calibri"/>
+          <w:color w:val="000000"/>
           <w:sz w:val="24"/>
           <w:szCs w:val="24"/>
         </w:rPr>
@@ -605,11 +623,12 @@
       <w:pPr>
         <w:keepNext w:val="false"/>
         <w:keepLines/>
-        <w:spacing w:after="160"/>
-      </w:pPr>
-      <w:r>
-        <w:rPr>
-          <w:rFonts w:ascii="Calibri" w:cs="Calibri" w:eastAsia="Calibri" w:hAnsi="Calibri"/>
+        <w:spacing w:after="140"/>
+      </w:pPr>
+      <w:r>
+        <w:rPr>
+          <w:rFonts w:ascii="Calibri" w:cs="Calibri" w:eastAsia="Calibri" w:hAnsi="Calibri"/>
+          <w:color w:val="000000"/>
           <w:sz w:val="24"/>
           <w:szCs w:val="24"/>
         </w:rPr>
@@ -618,9 +637,10 @@
     </w:p>
     <w:p>
       <w:pPr>
-        <w:keepLines/>
-        <w:spacing w:after="160" w:before="80"/>
-        <w:ind w:left="480"/>
+        <w:keepNext w:val="false"/>
+        <w:keepLines/>
+        <w:spacing w:after="140"/>
+        <w:ind w:left="400"/>
       </w:pPr>
       <w:r>
         <w:rPr>
@@ -638,7 +658,7 @@
       <w:pPr>
         <w:keepNext/>
         <w:keepLines/>
-        <w:spacing w:after="100" w:before="80"/>
+        <w:spacing w:after="80" w:before="60"/>
       </w:pPr>
       <w:r>
         <w:rPr>
@@ -656,11 +676,12 @@
       <w:pPr>
         <w:keepNext w:val="false"/>
         <w:keepLines/>
-        <w:spacing w:after="160"/>
-      </w:pPr>
-      <w:r>
-        <w:rPr>
-          <w:rFonts w:ascii="Calibri" w:cs="Calibri" w:eastAsia="Calibri" w:hAnsi="Calibri"/>
+        <w:spacing w:after="140"/>
+      </w:pPr>
+      <w:r>
+        <w:rPr>
+          <w:rFonts w:ascii="Calibri" w:cs="Calibri" w:eastAsia="Calibri" w:hAnsi="Calibri"/>
+          <w:color w:val="000000"/>
           <w:sz w:val="24"/>
           <w:szCs w:val="24"/>
         </w:rPr>
@@ -671,11 +692,12 @@
       <w:pPr>
         <w:keepNext w:val="false"/>
         <w:keepLines/>
-        <w:spacing w:after="160"/>
-      </w:pPr>
-      <w:r>
-        <w:rPr>
-          <w:rFonts w:ascii="Calibri" w:cs="Calibri" w:eastAsia="Calibri" w:hAnsi="Calibri"/>
+        <w:spacing w:after="140"/>
+      </w:pPr>
+      <w:r>
+        <w:rPr>
+          <w:rFonts w:ascii="Calibri" w:cs="Calibri" w:eastAsia="Calibri" w:hAnsi="Calibri"/>
+          <w:color w:val="000000"/>
           <w:sz w:val="24"/>
           <w:szCs w:val="24"/>
         </w:rPr>
@@ -686,11 +708,12 @@
       <w:pPr>
         <w:keepNext w:val="false"/>
         <w:keepLines/>
-        <w:spacing w:after="160"/>
-      </w:pPr>
-      <w:r>
-        <w:rPr>
-          <w:rFonts w:ascii="Calibri" w:cs="Calibri" w:eastAsia="Calibri" w:hAnsi="Calibri"/>
+        <w:spacing w:after="140"/>
+      </w:pPr>
+      <w:r>
+        <w:rPr>
+          <w:rFonts w:ascii="Calibri" w:cs="Calibri" w:eastAsia="Calibri" w:hAnsi="Calibri"/>
+          <w:color w:val="000000"/>
           <w:sz w:val="24"/>
           <w:szCs w:val="24"/>
         </w:rPr>
@@ -701,7 +724,7 @@
       <w:pPr>
         <w:keepNext/>
         <w:keepLines/>
-        <w:spacing w:after="100" w:before="80"/>
+        <w:spacing w:after="80" w:before="60"/>
       </w:pPr>
       <w:r>
         <w:rPr>
@@ -719,11 +742,12 @@
       <w:pPr>
         <w:keepNext w:val="false"/>
         <w:keepLines/>
-        <w:spacing w:after="160"/>
-      </w:pPr>
-      <w:r>
-        <w:rPr>
-          <w:rFonts w:ascii="Calibri" w:cs="Calibri" w:eastAsia="Calibri" w:hAnsi="Calibri"/>
+        <w:spacing w:after="140"/>
+      </w:pPr>
+      <w:r>
+        <w:rPr>
+          <w:rFonts w:ascii="Calibri" w:cs="Calibri" w:eastAsia="Calibri" w:hAnsi="Calibri"/>
+          <w:color w:val="000000"/>
           <w:sz w:val="24"/>
           <w:szCs w:val="24"/>
         </w:rPr>
@@ -734,7 +758,7 @@
       <w:pPr>
         <w:keepNext/>
         <w:keepLines/>
-        <w:spacing w:after="100" w:before="80"/>
+        <w:spacing w:after="80" w:before="60"/>
       </w:pPr>
       <w:r>
         <w:rPr>
@@ -752,11 +776,12 @@
       <w:pPr>
         <w:keepNext w:val="false"/>
         <w:keepLines/>
-        <w:spacing w:after="160"/>
-      </w:pPr>
-      <w:r>
-        <w:rPr>
-          <w:rFonts w:ascii="Calibri" w:cs="Calibri" w:eastAsia="Calibri" w:hAnsi="Calibri"/>
+        <w:spacing w:after="140"/>
+      </w:pPr>
+      <w:r>
+        <w:rPr>
+          <w:rFonts w:ascii="Calibri" w:cs="Calibri" w:eastAsia="Calibri" w:hAnsi="Calibri"/>
+          <w:color w:val="000000"/>
           <w:sz w:val="24"/>
           <w:szCs w:val="24"/>
         </w:rPr>
@@ -767,7 +792,7 @@
       <w:pPr>
         <w:keepNext/>
         <w:keepLines/>
-        <w:spacing w:after="100" w:before="80"/>
+        <w:spacing w:after="80" w:before="60"/>
       </w:pPr>
       <w:r>
         <w:rPr>
@@ -785,11 +810,12 @@
       <w:pPr>
         <w:keepNext/>
         <w:keepLines/>
-        <w:spacing w:after="160"/>
-      </w:pPr>
-      <w:r>
-        <w:rPr>
-          <w:rFonts w:ascii="Calibri" w:cs="Calibri" w:eastAsia="Calibri" w:hAnsi="Calibri"/>
+        <w:spacing w:after="140"/>
+      </w:pPr>
+      <w:r>
+        <w:rPr>
+          <w:rFonts w:ascii="Calibri" w:cs="Calibri" w:eastAsia="Calibri" w:hAnsi="Calibri"/>
+          <w:color w:val="000000"/>
           <w:sz w:val="24"/>
           <w:szCs w:val="24"/>
         </w:rPr>
@@ -800,7 +826,7 @@
       <w:pPr>
         <w:keepNext/>
         <w:keepLines/>
-        <w:spacing w:after="100" w:before="80"/>
+        <w:spacing w:after="80" w:before="60"/>
       </w:pPr>
       <w:r>
         <w:rPr>
@@ -818,13 +844,14 @@
       <w:pPr>
         <w:keepNext w:val="false"/>
         <w:keepLines/>
-        <w:spacing w:after="160"/>
-      </w:pPr>
-      <w:r>
-        <w:rPr>
-          <w:rFonts w:ascii="Calibri" w:cs="Calibri" w:eastAsia="Calibri" w:hAnsi="Calibri"/>
-          <w:b/>
-          <w:bCs/>
+        <w:spacing w:after="140"/>
+      </w:pPr>
+      <w:r>
+        <w:rPr>
+          <w:rFonts w:ascii="Calibri" w:cs="Calibri" w:eastAsia="Calibri" w:hAnsi="Calibri"/>
+          <w:b/>
+          <w:bCs/>
+          <w:color w:val="000000"/>
           <w:sz w:val="24"/>
           <w:szCs w:val="24"/>
         </w:rPr>
@@ -835,11 +862,12 @@
       <w:pPr>
         <w:keepNext w:val="false"/>
         <w:keepLines/>
-        <w:spacing w:after="160"/>
-      </w:pPr>
-      <w:r>
-        <w:rPr>
-          <w:rFonts w:ascii="Calibri" w:cs="Calibri" w:eastAsia="Calibri" w:hAnsi="Calibri"/>
+        <w:spacing w:after="140"/>
+      </w:pPr>
+      <w:r>
+        <w:rPr>
+          <w:rFonts w:ascii="Calibri" w:cs="Calibri" w:eastAsia="Calibri" w:hAnsi="Calibri"/>
+          <w:color w:val="000000"/>
           <w:sz w:val="24"/>
           <w:szCs w:val="24"/>
         </w:rPr>
@@ -850,11 +878,12 @@
       <w:pPr>
         <w:keepNext w:val="false"/>
         <w:keepLines/>
-        <w:spacing w:after="160"/>
-      </w:pPr>
-      <w:r>
-        <w:rPr>
-          <w:rFonts w:ascii="Calibri" w:cs="Calibri" w:eastAsia="Calibri" w:hAnsi="Calibri"/>
+        <w:spacing w:after="140"/>
+      </w:pPr>
+      <w:r>
+        <w:rPr>
+          <w:rFonts w:ascii="Calibri" w:cs="Calibri" w:eastAsia="Calibri" w:hAnsi="Calibri"/>
+          <w:color w:val="000000"/>
           <w:sz w:val="24"/>
           <w:szCs w:val="24"/>
         </w:rPr>
@@ -865,7 +894,7 @@
       <w:pPr>
         <w:keepNext/>
         <w:keepLines/>
-        <w:spacing w:after="100" w:before="80"/>
+        <w:spacing w:after="80" w:before="60"/>
       </w:pPr>
       <w:r>
         <w:rPr>
@@ -883,13 +912,14 @@
       <w:pPr>
         <w:keepNext w:val="false"/>
         <w:keepLines/>
-        <w:spacing w:after="160"/>
-      </w:pPr>
-      <w:r>
-        <w:rPr>
-          <w:rFonts w:ascii="Calibri" w:cs="Calibri" w:eastAsia="Calibri" w:hAnsi="Calibri"/>
-          <w:b/>
-          <w:bCs/>
+        <w:spacing w:after="140"/>
+      </w:pPr>
+      <w:r>
+        <w:rPr>
+          <w:rFonts w:ascii="Calibri" w:cs="Calibri" w:eastAsia="Calibri" w:hAnsi="Calibri"/>
+          <w:b/>
+          <w:bCs/>
+          <w:color w:val="000000"/>
           <w:sz w:val="24"/>
           <w:szCs w:val="24"/>
         </w:rPr>
@@ -900,7 +930,7 @@
       <w:pPr>
         <w:keepNext/>
         <w:keepLines/>
-        <w:spacing w:after="100" w:before="80"/>
+        <w:spacing w:after="80" w:before="60"/>
       </w:pPr>
       <w:r>
         <w:rPr>
@@ -918,11 +948,12 @@
       <w:pPr>
         <w:keepNext/>
         <w:keepLines/>
-        <w:spacing w:after="160"/>
-      </w:pPr>
-      <w:r>
-        <w:rPr>
-          <w:rFonts w:ascii="Calibri" w:cs="Calibri" w:eastAsia="Calibri" w:hAnsi="Calibri"/>
+        <w:spacing w:after="140"/>
+      </w:pPr>
+      <w:r>
+        <w:rPr>
+          <w:rFonts w:ascii="Calibri" w:cs="Calibri" w:eastAsia="Calibri" w:hAnsi="Calibri"/>
+          <w:color w:val="000000"/>
           <w:sz w:val="24"/>
           <w:szCs w:val="24"/>
         </w:rPr>
@@ -933,7 +964,7 @@
       <w:pPr>
         <w:keepNext/>
         <w:keepLines/>
-        <w:spacing w:after="100" w:before="80"/>
+        <w:spacing w:after="80" w:before="60"/>
       </w:pPr>
       <w:r>
         <w:rPr>
@@ -951,13 +982,14 @@
       <w:pPr>
         <w:keepNext w:val="false"/>
         <w:keepLines/>
-        <w:spacing w:after="160"/>
-      </w:pPr>
-      <w:r>
-        <w:rPr>
-          <w:rFonts w:ascii="Calibri" w:cs="Calibri" w:eastAsia="Calibri" w:hAnsi="Calibri"/>
-          <w:b/>
-          <w:bCs/>
+        <w:spacing w:after="140"/>
+      </w:pPr>
+      <w:r>
+        <w:rPr>
+          <w:rFonts w:ascii="Calibri" w:cs="Calibri" w:eastAsia="Calibri" w:hAnsi="Calibri"/>
+          <w:b/>
+          <w:bCs/>
+          <w:color w:val="000000"/>
           <w:sz w:val="24"/>
           <w:szCs w:val="24"/>
         </w:rPr>
@@ -968,7 +1000,7 @@
       <w:pPr>
         <w:keepNext/>
         <w:keepLines/>
-        <w:spacing w:after="100" w:before="80"/>
+        <w:spacing w:after="80" w:before="60"/>
       </w:pPr>
       <w:r>
         <w:rPr>
@@ -986,7 +1018,7 @@
       <w:pPr>
         <w:keepNext/>
         <w:keepLines/>
-        <w:spacing w:after="100" w:before="80"/>
+        <w:spacing w:after="80" w:before="60"/>
       </w:pPr>
       <w:r>
         <w:rPr>
@@ -1004,11 +1036,12 @@
       <w:pPr>
         <w:keepNext w:val="false"/>
         <w:keepLines/>
-        <w:spacing w:after="160"/>
-      </w:pPr>
-      <w:r>
-        <w:rPr>
-          <w:rFonts w:ascii="Calibri" w:cs="Calibri" w:eastAsia="Calibri" w:hAnsi="Calibri"/>
+        <w:spacing w:after="140"/>
+      </w:pPr>
+      <w:r>
+        <w:rPr>
+          <w:rFonts w:ascii="Calibri" w:cs="Calibri" w:eastAsia="Calibri" w:hAnsi="Calibri"/>
+          <w:color w:val="000000"/>
           <w:sz w:val="24"/>
           <w:szCs w:val="24"/>
         </w:rPr>
@@ -1019,7 +1052,7 @@
       <w:pPr>
         <w:keepNext/>
         <w:keepLines/>
-        <w:spacing w:after="100" w:before="80"/>
+        <w:spacing w:after="80" w:before="60"/>
       </w:pPr>
       <w:r>
         <w:rPr>
@@ -1037,11 +1070,12 @@
       <w:pPr>
         <w:keepNext w:val="false"/>
         <w:keepLines/>
-        <w:spacing w:after="160"/>
-      </w:pPr>
-      <w:r>
-        <w:rPr>
-          <w:rFonts w:ascii="Calibri" w:cs="Calibri" w:eastAsia="Calibri" w:hAnsi="Calibri"/>
+        <w:spacing w:after="140"/>
+      </w:pPr>
+      <w:r>
+        <w:rPr>
+          <w:rFonts w:ascii="Calibri" w:cs="Calibri" w:eastAsia="Calibri" w:hAnsi="Calibri"/>
+          <w:color w:val="000000"/>
           <w:sz w:val="24"/>
           <w:szCs w:val="24"/>
         </w:rPr>
@@ -1052,11 +1086,12 @@
       <w:pPr>
         <w:keepNext w:val="false"/>
         <w:keepLines/>
-        <w:spacing w:after="160"/>
-      </w:pPr>
-      <w:r>
-        <w:rPr>
-          <w:rFonts w:ascii="Calibri" w:cs="Calibri" w:eastAsia="Calibri" w:hAnsi="Calibri"/>
+        <w:spacing w:after="140"/>
+      </w:pPr>
+      <w:r>
+        <w:rPr>
+          <w:rFonts w:ascii="Calibri" w:cs="Calibri" w:eastAsia="Calibri" w:hAnsi="Calibri"/>
+          <w:color w:val="000000"/>
           <w:sz w:val="24"/>
           <w:szCs w:val="24"/>
         </w:rPr>
@@ -1067,7 +1102,7 @@
       <w:pPr>
         <w:keepNext/>
         <w:keepLines/>
-        <w:spacing w:after="100" w:before="80"/>
+        <w:spacing w:after="80" w:before="60"/>
       </w:pPr>
       <w:r>
         <w:rPr>
@@ -1085,11 +1120,12 @@
       <w:pPr>
         <w:keepNext w:val="false"/>
         <w:keepLines/>
-        <w:spacing w:after="160"/>
-      </w:pPr>
-      <w:r>
-        <w:rPr>
-          <w:rFonts w:ascii="Calibri" w:cs="Calibri" w:eastAsia="Calibri" w:hAnsi="Calibri"/>
+        <w:spacing w:after="140"/>
+      </w:pPr>
+      <w:r>
+        <w:rPr>
+          <w:rFonts w:ascii="Calibri" w:cs="Calibri" w:eastAsia="Calibri" w:hAnsi="Calibri"/>
+          <w:color w:val="000000"/>
           <w:sz w:val="24"/>
           <w:szCs w:val="24"/>
         </w:rPr>
@@ -1100,7 +1136,7 @@
       <w:pPr>
         <w:keepNext/>
         <w:keepLines/>
-        <w:spacing w:after="100" w:before="80"/>
+        <w:spacing w:after="80" w:before="60"/>
       </w:pPr>
       <w:r>
         <w:rPr>
@@ -1118,11 +1154,12 @@
       <w:pPr>
         <w:keepNext w:val="false"/>
         <w:keepLines/>
-        <w:spacing w:after="160"/>
-      </w:pPr>
-      <w:r>
-        <w:rPr>
-          <w:rFonts w:ascii="Calibri" w:cs="Calibri" w:eastAsia="Calibri" w:hAnsi="Calibri"/>
+        <w:spacing w:after="140"/>
+      </w:pPr>
+      <w:r>
+        <w:rPr>
+          <w:rFonts w:ascii="Calibri" w:cs="Calibri" w:eastAsia="Calibri" w:hAnsi="Calibri"/>
+          <w:color w:val="000000"/>
           <w:sz w:val="24"/>
           <w:szCs w:val="24"/>
         </w:rPr>
@@ -1133,7 +1170,7 @@
       <w:pPr>
         <w:keepNext/>
         <w:keepLines/>
-        <w:spacing w:after="100" w:before="80"/>
+        <w:spacing w:after="80" w:before="60"/>
       </w:pPr>
       <w:r>
         <w:rPr>
@@ -1151,11 +1188,12 @@
       <w:pPr>
         <w:keepNext w:val="false"/>
         <w:keepLines/>
-        <w:spacing w:after="160"/>
-      </w:pPr>
-      <w:r>
-        <w:rPr>
-          <w:rFonts w:ascii="Calibri" w:cs="Calibri" w:eastAsia="Calibri" w:hAnsi="Calibri"/>
+        <w:spacing w:after="140"/>
+      </w:pPr>
+      <w:r>
+        <w:rPr>
+          <w:rFonts w:ascii="Calibri" w:cs="Calibri" w:eastAsia="Calibri" w:hAnsi="Calibri"/>
+          <w:color w:val="000000"/>
           <w:sz w:val="24"/>
           <w:szCs w:val="24"/>
         </w:rPr>
@@ -1175,6 +1213,7 @@
       <w:r>
         <w:rPr>
           <w:rFonts w:ascii="Calibri" w:cs="Calibri" w:eastAsia="Calibri" w:hAnsi="Calibri"/>
+          <w:color w:val="000000"/>
           <w:sz w:val="24"/>
           <w:szCs w:val="24"/>
         </w:rPr>
@@ -1185,11 +1224,12 @@
       <w:pPr>
         <w:keepNext w:val="false"/>
         <w:keepLines/>
-        <w:spacing w:after="160"/>
-      </w:pPr>
-      <w:r>
-        <w:rPr>
-          <w:rFonts w:ascii="Calibri" w:cs="Calibri" w:eastAsia="Calibri" w:hAnsi="Calibri"/>
+        <w:spacing w:after="140"/>
+      </w:pPr>
+      <w:r>
+        <w:rPr>
+          <w:rFonts w:ascii="Calibri" w:cs="Calibri" w:eastAsia="Calibri" w:hAnsi="Calibri"/>
+          <w:color w:val="000000"/>
           <w:sz w:val="24"/>
           <w:szCs w:val="24"/>
         </w:rPr>
@@ -1200,11 +1240,12 @@
       <w:pPr>
         <w:keepNext w:val="false"/>
         <w:keepLines/>
-        <w:spacing w:after="160"/>
-      </w:pPr>
-      <w:r>
-        <w:rPr>
-          <w:rFonts w:ascii="Calibri" w:cs="Calibri" w:eastAsia="Calibri" w:hAnsi="Calibri"/>
+        <w:spacing w:after="140"/>
+      </w:pPr>
+      <w:r>
+        <w:rPr>
+          <w:rFonts w:ascii="Calibri" w:cs="Calibri" w:eastAsia="Calibri" w:hAnsi="Calibri"/>
+          <w:color w:val="000000"/>
           <w:sz w:val="24"/>
           <w:szCs w:val="24"/>
         </w:rPr>
@@ -1215,7 +1256,7 @@
       <w:pPr>
         <w:keepNext/>
         <w:keepLines/>
-        <w:spacing w:after="100" w:before="80"/>
+        <w:spacing w:after="80" w:before="60"/>
       </w:pPr>
       <w:r>
         <w:rPr>
@@ -1233,11 +1274,12 @@
       <w:pPr>
         <w:keepNext w:val="false"/>
         <w:keepLines/>
-        <w:spacing w:after="160"/>
-      </w:pPr>
-      <w:r>
-        <w:rPr>
-          <w:rFonts w:ascii="Calibri" w:cs="Calibri" w:eastAsia="Calibri" w:hAnsi="Calibri"/>
+        <w:spacing w:after="140"/>
+      </w:pPr>
+      <w:r>
+        <w:rPr>
+          <w:rFonts w:ascii="Calibri" w:cs="Calibri" w:eastAsia="Calibri" w:hAnsi="Calibri"/>
+          <w:color w:val="000000"/>
           <w:sz w:val="24"/>
           <w:szCs w:val="24"/>
         </w:rPr>
@@ -1248,11 +1290,12 @@
       <w:pPr>
         <w:keepNext w:val="false"/>
         <w:keepLines/>
-        <w:spacing w:after="160"/>
-      </w:pPr>
-      <w:r>
-        <w:rPr>
-          <w:rFonts w:ascii="Calibri" w:cs="Calibri" w:eastAsia="Calibri" w:hAnsi="Calibri"/>
+        <w:spacing w:after="140"/>
+      </w:pPr>
+      <w:r>
+        <w:rPr>
+          <w:rFonts w:ascii="Calibri" w:cs="Calibri" w:eastAsia="Calibri" w:hAnsi="Calibri"/>
+          <w:color w:val="000000"/>
           <w:sz w:val="24"/>
           <w:szCs w:val="24"/>
         </w:rPr>
@@ -1263,11 +1306,12 @@
       <w:pPr>
         <w:keepNext w:val="false"/>
         <w:keepLines/>
-        <w:spacing w:after="160"/>
-      </w:pPr>
-      <w:r>
-        <w:rPr>
-          <w:rFonts w:ascii="Calibri" w:cs="Calibri" w:eastAsia="Calibri" w:hAnsi="Calibri"/>
+        <w:spacing w:after="140"/>
+      </w:pPr>
+      <w:r>
+        <w:rPr>
+          <w:rFonts w:ascii="Calibri" w:cs="Calibri" w:eastAsia="Calibri" w:hAnsi="Calibri"/>
+          <w:color w:val="000000"/>
           <w:sz w:val="24"/>
           <w:szCs w:val="24"/>
         </w:rPr>
@@ -1278,7 +1322,7 @@
       <w:pPr>
         <w:keepNext/>
         <w:keepLines/>
-        <w:spacing w:after="100" w:before="80"/>
+        <w:spacing w:after="80" w:before="60"/>
       </w:pPr>
       <w:r>
         <w:rPr>
@@ -1296,11 +1340,12 @@
       <w:pPr>
         <w:keepNext w:val="false"/>
         <w:keepLines/>
-        <w:spacing w:after="160"/>
-      </w:pPr>
-      <w:r>
-        <w:rPr>
-          <w:rFonts w:ascii="Calibri" w:cs="Calibri" w:eastAsia="Calibri" w:hAnsi="Calibri"/>
+        <w:spacing w:after="140"/>
+      </w:pPr>
+      <w:r>
+        <w:rPr>
+          <w:rFonts w:ascii="Calibri" w:cs="Calibri" w:eastAsia="Calibri" w:hAnsi="Calibri"/>
+          <w:color w:val="000000"/>
           <w:sz w:val="24"/>
           <w:szCs w:val="24"/>
         </w:rPr>
@@ -1311,7 +1356,7 @@
       <w:pPr>
         <w:keepNext/>
         <w:keepLines/>
-        <w:spacing w:after="100" w:before="80"/>
+        <w:spacing w:after="80" w:before="60"/>
       </w:pPr>
       <w:r>
         <w:rPr>
@@ -1329,11 +1374,12 @@
       <w:pPr>
         <w:keepNext w:val="false"/>
         <w:keepLines/>
-        <w:spacing w:after="160"/>
-      </w:pPr>
-      <w:r>
-        <w:rPr>
-          <w:rFonts w:ascii="Calibri" w:cs="Calibri" w:eastAsia="Calibri" w:hAnsi="Calibri"/>
+        <w:spacing w:after="140"/>
+      </w:pPr>
+      <w:r>
+        <w:rPr>
+          <w:rFonts w:ascii="Calibri" w:cs="Calibri" w:eastAsia="Calibri" w:hAnsi="Calibri"/>
+          <w:color w:val="000000"/>
           <w:sz w:val="24"/>
           <w:szCs w:val="24"/>
         </w:rPr>
@@ -1341,15 +1387,10 @@
       </w:r>
     </w:p>
     <w:p>
-      <w:r>
-        <w:br w:type="page"/>
-      </w:r>
-    </w:p>
-    <w:p>
-      <w:pPr>
-        <w:keepNext/>
-        <w:keepLines/>
-        <w:spacing w:after="100" w:before="80"/>
+      <w:pPr>
+        <w:keepNext/>
+        <w:keepLines/>
+        <w:spacing w:after="80" w:before="60"/>
       </w:pPr>
       <w:r>
         <w:rPr>
@@ -1365,13 +1406,14 @@
     </w:p>
     <w:p>
       <w:pPr>
-        <w:keepNext w:val="false"/>
-        <w:keepLines/>
-        <w:spacing w:after="160"/>
-      </w:pPr>
-      <w:r>
-        <w:rPr>
-          <w:rFonts w:ascii="Calibri" w:cs="Calibri" w:eastAsia="Calibri" w:hAnsi="Calibri"/>
+        <w:keepNext/>
+        <w:keepLines/>
+        <w:spacing w:after="140"/>
+      </w:pPr>
+      <w:r>
+        <w:rPr>
+          <w:rFonts w:ascii="Calibri" w:cs="Calibri" w:eastAsia="Calibri" w:hAnsi="Calibri"/>
+          <w:color w:val="000000"/>
           <w:sz w:val="24"/>
           <w:szCs w:val="24"/>
         </w:rPr>
@@ -1382,7 +1424,7 @@
       <w:pPr>
         <w:keepNext/>
         <w:keepLines/>
-        <w:spacing w:after="100" w:before="80"/>
+        <w:spacing w:after="80" w:before="60"/>
       </w:pPr>
       <w:r>
         <w:rPr>
@@ -1398,13 +1440,14 @@
     </w:p>
     <w:p>
       <w:pPr>
-        <w:keepNext w:val="false"/>
-        <w:keepLines/>
-        <w:spacing w:after="160"/>
-      </w:pPr>
-      <w:r>
-        <w:rPr>
-          <w:rFonts w:ascii="Calibri" w:cs="Calibri" w:eastAsia="Calibri" w:hAnsi="Calibri"/>
+        <w:keepNext/>
+        <w:keepLines/>
+        <w:spacing w:after="140"/>
+      </w:pPr>
+      <w:r>
+        <w:rPr>
+          <w:rFonts w:ascii="Calibri" w:cs="Calibri" w:eastAsia="Calibri" w:hAnsi="Calibri"/>
+          <w:color w:val="000000"/>
           <w:sz w:val="24"/>
           <w:szCs w:val="24"/>
         </w:rPr>
@@ -1413,13 +1456,14 @@
     </w:p>
     <w:p>
       <w:pPr>
-        <w:keepNext w:val="false"/>
-        <w:keepLines/>
-        <w:spacing w:after="160"/>
-      </w:pPr>
-      <w:r>
-        <w:rPr>
-          <w:rFonts w:ascii="Calibri" w:cs="Calibri" w:eastAsia="Calibri" w:hAnsi="Calibri"/>
+        <w:keepNext/>
+        <w:keepLines/>
+        <w:spacing w:after="140"/>
+      </w:pPr>
+      <w:r>
+        <w:rPr>
+          <w:rFonts w:ascii="Calibri" w:cs="Calibri" w:eastAsia="Calibri" w:hAnsi="Calibri"/>
+          <w:color w:val="000000"/>
           <w:sz w:val="24"/>
           <w:szCs w:val="24"/>
         </w:rPr>
@@ -1430,7 +1474,7 @@
       <w:pPr>
         <w:keepNext/>
         <w:keepLines/>
-        <w:spacing w:after="100" w:before="80"/>
+        <w:spacing w:after="80" w:before="60"/>
       </w:pPr>
       <w:r>
         <w:rPr>
@@ -1448,7 +1492,7 @@
       <w:pPr>
         <w:keepNext/>
         <w:keepLines/>
-        <w:spacing w:after="100" w:before="80"/>
+        <w:spacing w:after="80" w:before="60"/>
       </w:pPr>
       <w:r>
         <w:rPr>
@@ -1464,13 +1508,14 @@
     </w:p>
     <w:p>
       <w:pPr>
-        <w:keepNext w:val="false"/>
-        <w:keepLines/>
-        <w:spacing w:after="160"/>
-      </w:pPr>
-      <w:r>
-        <w:rPr>
-          <w:rFonts w:ascii="Calibri" w:cs="Calibri" w:eastAsia="Calibri" w:hAnsi="Calibri"/>
+        <w:keepNext/>
+        <w:keepLines/>
+        <w:spacing w:after="140"/>
+      </w:pPr>
+      <w:r>
+        <w:rPr>
+          <w:rFonts w:ascii="Calibri" w:cs="Calibri" w:eastAsia="Calibri" w:hAnsi="Calibri"/>
+          <w:color w:val="000000"/>
           <w:sz w:val="24"/>
           <w:szCs w:val="24"/>
         </w:rPr>
@@ -1481,7 +1526,7 @@
       <w:pPr>
         <w:keepNext/>
         <w:keepLines/>
-        <w:spacing w:after="100" w:before="80"/>
+        <w:spacing w:after="80" w:before="60"/>
       </w:pPr>
       <w:r>
         <w:rPr>
@@ -1497,13 +1542,14 @@
     </w:p>
     <w:p>
       <w:pPr>
-        <w:keepNext w:val="false"/>
-        <w:keepLines/>
-        <w:spacing w:after="160"/>
-      </w:pPr>
-      <w:r>
-        <w:rPr>
-          <w:rFonts w:ascii="Calibri" w:cs="Calibri" w:eastAsia="Calibri" w:hAnsi="Calibri"/>
+        <w:keepNext/>
+        <w:keepLines/>
+        <w:spacing w:after="140"/>
+      </w:pPr>
+      <w:r>
+        <w:rPr>
+          <w:rFonts w:ascii="Calibri" w:cs="Calibri" w:eastAsia="Calibri" w:hAnsi="Calibri"/>
+          <w:color w:val="000000"/>
           <w:sz w:val="24"/>
           <w:szCs w:val="24"/>
         </w:rPr>
@@ -1514,7 +1560,7 @@
       <w:pPr>
         <w:keepNext/>
         <w:keepLines/>
-        <w:spacing w:after="100" w:before="80"/>
+        <w:spacing w:after="80" w:before="60"/>
       </w:pPr>
       <w:r>
         <w:rPr>
@@ -1530,15 +1576,16 @@
     </w:p>
     <w:p>
       <w:pPr>
-        <w:keepNext w:val="false"/>
-        <w:keepLines/>
-        <w:spacing w:after="160"/>
-      </w:pPr>
-      <w:r>
-        <w:rPr>
-          <w:rFonts w:ascii="Calibri" w:cs="Calibri" w:eastAsia="Calibri" w:hAnsi="Calibri"/>
-          <w:b/>
-          <w:bCs/>
+        <w:keepNext/>
+        <w:keepLines/>
+        <w:spacing w:after="140"/>
+      </w:pPr>
+      <w:r>
+        <w:rPr>
+          <w:rFonts w:ascii="Calibri" w:cs="Calibri" w:eastAsia="Calibri" w:hAnsi="Calibri"/>
+          <w:b/>
+          <w:bCs/>
+          <w:color w:val="000000"/>
           <w:sz w:val="24"/>
           <w:szCs w:val="24"/>
         </w:rPr>
@@ -1549,7 +1596,7 @@
       <w:pPr>
         <w:keepNext/>
         <w:keepLines/>
-        <w:spacing w:after="100" w:before="80"/>
+        <w:spacing w:after="80" w:before="60"/>
       </w:pPr>
       <w:r>
         <w:rPr>
@@ -1567,7 +1614,7 @@
       <w:pPr>
         <w:keepNext/>
         <w:keepLines/>
-        <w:spacing w:after="100" w:before="80"/>
+        <w:spacing w:after="80" w:before="60"/>
       </w:pPr>
       <w:r>
         <w:rPr>
@@ -1583,15 +1630,16 @@
     </w:p>
     <w:p>
       <w:pPr>
-        <w:keepNext w:val="false"/>
-        <w:keepLines/>
-        <w:spacing w:after="160"/>
-      </w:pPr>
-      <w:r>
-        <w:rPr>
-          <w:rFonts w:ascii="Calibri" w:cs="Calibri" w:eastAsia="Calibri" w:hAnsi="Calibri"/>
-          <w:b/>
-          <w:bCs/>
+        <w:keepNext/>
+        <w:keepLines/>
+        <w:spacing w:after="140"/>
+      </w:pPr>
+      <w:r>
+        <w:rPr>
+          <w:rFonts w:ascii="Calibri" w:cs="Calibri" w:eastAsia="Calibri" w:hAnsi="Calibri"/>
+          <w:b/>
+          <w:bCs/>
+          <w:color w:val="000000"/>
           <w:sz w:val="24"/>
           <w:szCs w:val="24"/>
         </w:rPr>
@@ -1600,6 +1648,7 @@
       <w:r>
         <w:rPr>
           <w:rFonts w:ascii="Calibri" w:cs="Calibri" w:eastAsia="Calibri" w:hAnsi="Calibri"/>
+          <w:color w:val="000000"/>
           <w:sz w:val="24"/>
           <w:szCs w:val="24"/>
         </w:rPr>
@@ -1619,6 +1668,7 @@
       <w:r>
         <w:rPr>
           <w:rFonts w:ascii="Calibri" w:cs="Calibri" w:eastAsia="Calibri" w:hAnsi="Calibri"/>
+          <w:color w:val="000000"/>
           <w:sz w:val="24"/>
           <w:szCs w:val="24"/>
         </w:rPr>
@@ -1629,6 +1679,7 @@
           <w:rFonts w:ascii="Calibri" w:cs="Calibri" w:eastAsia="Calibri" w:hAnsi="Calibri"/>
           <w:b/>
           <w:bCs/>
+          <w:color w:val="000000"/>
           <w:sz w:val="24"/>
           <w:szCs w:val="24"/>
         </w:rPr>
@@ -1639,7 +1690,7 @@
       <w:pPr>
         <w:keepNext/>
         <w:keepLines/>
-        <w:spacing w:after="100" w:before="80"/>
+        <w:spacing w:after="80" w:before="60"/>
       </w:pPr>
       <w:r>
         <w:rPr>
@@ -1657,7 +1708,7 @@
       <w:pPr>
         <w:keepNext/>
         <w:keepLines/>
-        <w:spacing w:after="100" w:before="80"/>
+        <w:spacing w:after="80" w:before="60"/>
       </w:pPr>
       <w:r>
         <w:rPr>
@@ -1673,13 +1724,14 @@
     </w:p>
     <w:p>
       <w:pPr>
-        <w:keepNext w:val="false"/>
-        <w:keepLines/>
-        <w:spacing w:after="160"/>
-      </w:pPr>
-      <w:r>
-        <w:rPr>
-          <w:rFonts w:ascii="Calibri" w:cs="Calibri" w:eastAsia="Calibri" w:hAnsi="Calibri"/>
+        <w:keepNext/>
+        <w:keepLines/>
+        <w:spacing w:after="140"/>
+      </w:pPr>
+      <w:r>
+        <w:rPr>
+          <w:rFonts w:ascii="Calibri" w:cs="Calibri" w:eastAsia="Calibri" w:hAnsi="Calibri"/>
+          <w:color w:val="000000"/>
           <w:sz w:val="24"/>
           <w:szCs w:val="24"/>
         </w:rPr>
